--- a/applications/STRONG/Confidential - Analytics Migration Engineer GCP 2 - 2026-08-27/cover_letter.docx
+++ b/applications/STRONG/Confidential - Analytics Migration Engineer GCP 2 - 2026-08-27/cover_letter.docx
@@ -190,7 +190,7 @@
           <w:color w:val="09152A"/>
           <w:sz w:val="22"/>
         </w:rPr>
-        <w:t>At Ferguson Enterprises, I built and migrated BigQuery data infrastructure for a multi-location ecommerce and supply chain operation, engineering ETL pipelines across MS SQL Server, Azure, and GCP while validating data outputs and maintaining accuracy across financial and operational reporting systems serving C-suite leadership. I automated manual reporting workflows using Excel VBA and Python, reducing processing time significantly, and built the migration documentation and process runbooks that kept complex pipeline changes running reliably across a remote team. At Catalyzt Nutrition, I continued that work in a multi-location environment — migrating analytics into GCP BigQuery, building Python and SQL data transformation pipelines, and implementing automated validation and data integrity controls across production systems. In my freelance practice, I am currently running GCP BigQuery migration engagements for clients including callcathai.online, primelayertrades.com, and hereraspreadsheets.com — migrating legacy analytics environments, building SQL transformation layers, validating outputs against legacy reports, and automating Excel reporting with Python and VBA.</w:t>
+        <w:t>At Ferguson Enterprises, I built and migrated BigQuery data infrastructure for a multi-location ecommerce and supply chain operation, engineering ETL pipelines across MS SQL Server, Azure, and GCP while validating data outputs and maintaining accuracy across financial and operational reporting systems serving C-suite leadership. I automated manual reporting workflows using Excel VBA and Python, reducing processing time significantly, and built the migration documentation and process runbooks that kept complex pipeline changes running reliably across a remote team. At Catalyzt Nutrition, I continued that work in a multi-location environment — migrating analytics into GCP BigQuery, building Python and SQL data transformation pipelines, and implementing automated validation and data integrity controls across production systems. In my freelance practice, I am currently running GCP BigQuery migration engagements for clients including callcatchai.online, primelayertrades.com, and hereraspreadsheets.com — migrating legacy analytics environments, building SQL transformation layers, validating outputs against legacy reports, and automating Excel reporting with Python and VBA.</w:t>
       </w:r>
     </w:p>
     <w:p>
